--- a/Documentação Site.docx
+++ b/Documentação Site.docx
@@ -204,6 +204,32 @@
           <w:szCs w:val="28"/>
         </w:rPr>
         <w:t>, esse protótipo inicial tem três itens indispensáveis: Cabeçario, Contato e Rodapé.</w:t>
+      </w:r>
+    </w:p>
+    <w:p>
+      <w:pPr>
+        <w:rPr>
+          <w:rFonts w:ascii="Arial" w:hAnsi="Arial" w:cs="Arial"/>
+          <w:sz w:val="28"/>
+          <w:szCs w:val="28"/>
+        </w:rPr>
+      </w:pPr>
+    </w:p>
+    <w:p>
+      <w:pPr>
+        <w:rPr>
+          <w:rFonts w:ascii="Arial" w:hAnsi="Arial" w:cs="Arial"/>
+          <w:sz w:val="28"/>
+          <w:szCs w:val="28"/>
+        </w:rPr>
+      </w:pPr>
+      <w:r>
+        <w:rPr>
+          <w:rFonts w:ascii="Arial" w:hAnsi="Arial" w:cs="Arial"/>
+          <w:sz w:val="28"/>
+          <w:szCs w:val="28"/>
+        </w:rPr>
+        <w:t>Moldando os conceitos básicos com CSS é possível adequar os elementos em uma ordem correta, otimizados no centro da página.</w:t>
       </w:r>
     </w:p>
     <w:sectPr>

--- a/Documentação Site.docx
+++ b/Documentação Site.docx
@@ -230,6 +230,85 @@
           <w:szCs w:val="28"/>
         </w:rPr>
         <w:t>Moldando os conceitos básicos com CSS é possível adequar os elementos em uma ordem correta, otimizados no centro da página.</w:t>
+      </w:r>
+    </w:p>
+    <w:p>
+      <w:pPr>
+        <w:rPr>
+          <w:rFonts w:ascii="Arial" w:hAnsi="Arial" w:cs="Arial"/>
+          <w:sz w:val="28"/>
+          <w:szCs w:val="28"/>
+        </w:rPr>
+      </w:pPr>
+    </w:p>
+    <w:p>
+      <w:pPr>
+        <w:rPr>
+          <w:rFonts w:ascii="Arial" w:hAnsi="Arial" w:cs="Arial"/>
+          <w:sz w:val="28"/>
+          <w:szCs w:val="28"/>
+        </w:rPr>
+      </w:pPr>
+      <w:r>
+        <w:rPr>
+          <w:rFonts w:ascii="Arial" w:hAnsi="Arial" w:cs="Arial"/>
+          <w:sz w:val="28"/>
+          <w:szCs w:val="28"/>
+        </w:rPr>
+        <w:t>Após isso foram criados arquivos separados relacionados a cada aba do site, assim ao clicar em cada local é possível se redirecionar a outro local de forma mais fácil.</w:t>
+      </w:r>
+    </w:p>
+    <w:p>
+      <w:pPr>
+        <w:rPr>
+          <w:rFonts w:ascii="Arial" w:hAnsi="Arial" w:cs="Arial"/>
+          <w:sz w:val="28"/>
+          <w:szCs w:val="28"/>
+        </w:rPr>
+      </w:pPr>
+    </w:p>
+    <w:p>
+      <w:pPr>
+        <w:rPr>
+          <w:rFonts w:ascii="Arial" w:hAnsi="Arial" w:cs="Arial"/>
+          <w:sz w:val="28"/>
+          <w:szCs w:val="28"/>
+        </w:rPr>
+      </w:pPr>
+      <w:r>
+        <w:rPr>
+          <w:rFonts w:ascii="Arial" w:hAnsi="Arial" w:cs="Arial"/>
+          <w:sz w:val="28"/>
+          <w:szCs w:val="28"/>
+        </w:rPr>
+        <w:lastRenderedPageBreak/>
+        <w:t>Começando a parte de layout, foi adicionado um carrossel de imagem na aba da página inicial, onde imagens ficam rodando de forma cronometrada, isso foi possível usando os estilos CSS e a formatação física via JavaScript.</w:t>
+      </w:r>
+    </w:p>
+    <w:p>
+      <w:pPr>
+        <w:rPr>
+          <w:rFonts w:ascii="Arial" w:hAnsi="Arial" w:cs="Arial"/>
+          <w:sz w:val="28"/>
+          <w:szCs w:val="28"/>
+        </w:rPr>
+      </w:pPr>
+    </w:p>
+    <w:p>
+      <w:pPr>
+        <w:rPr>
+          <w:rFonts w:ascii="Arial" w:hAnsi="Arial" w:cs="Arial"/>
+          <w:sz w:val="28"/>
+          <w:szCs w:val="28"/>
+        </w:rPr>
+      </w:pPr>
+      <w:r>
+        <w:rPr>
+          <w:rFonts w:ascii="Arial" w:hAnsi="Arial" w:cs="Arial"/>
+          <w:sz w:val="28"/>
+          <w:szCs w:val="28"/>
+        </w:rPr>
+        <w:t>Continuando na parte de layout, melhoramos um pouco a parte visual, adicionando estilos de sombra e cores via CSS, deixando a parte visual mais agradável.</w:t>
       </w:r>
     </w:p>
     <w:sectPr>

--- a/Documentação Site.docx
+++ b/Documentação Site.docx
@@ -309,6 +309,58 @@
           <w:szCs w:val="28"/>
         </w:rPr>
         <w:t>Continuando na parte de layout, melhoramos um pouco a parte visual, adicionando estilos de sombra e cores via CSS, deixando a parte visual mais agradável.</w:t>
+      </w:r>
+    </w:p>
+    <w:p>
+      <w:pPr>
+        <w:rPr>
+          <w:rFonts w:ascii="Arial" w:hAnsi="Arial" w:cs="Arial"/>
+          <w:sz w:val="28"/>
+          <w:szCs w:val="28"/>
+        </w:rPr>
+      </w:pPr>
+    </w:p>
+    <w:p>
+      <w:pPr>
+        <w:rPr>
+          <w:rFonts w:ascii="Arial" w:hAnsi="Arial" w:cs="Arial"/>
+          <w:sz w:val="28"/>
+          <w:szCs w:val="28"/>
+        </w:rPr>
+      </w:pPr>
+      <w:r>
+        <w:rPr>
+          <w:rFonts w:ascii="Arial" w:hAnsi="Arial" w:cs="Arial"/>
+          <w:sz w:val="28"/>
+          <w:szCs w:val="28"/>
+        </w:rPr>
+        <w:t>Começando a parte de cadastro e entrada de usuário, utilizamos o tem “form” em HTML5 para começar a criar formulários que simulariam a forma que iremos cadastrar e reservas os agendamentos.</w:t>
+      </w:r>
+    </w:p>
+    <w:p>
+      <w:pPr>
+        <w:rPr>
+          <w:rFonts w:ascii="Arial" w:hAnsi="Arial" w:cs="Arial"/>
+          <w:sz w:val="28"/>
+          <w:szCs w:val="28"/>
+        </w:rPr>
+      </w:pPr>
+    </w:p>
+    <w:p>
+      <w:pPr>
+        <w:rPr>
+          <w:rFonts w:ascii="Arial" w:hAnsi="Arial" w:cs="Arial"/>
+          <w:sz w:val="28"/>
+          <w:szCs w:val="28"/>
+        </w:rPr>
+      </w:pPr>
+      <w:r>
+        <w:rPr>
+          <w:rFonts w:ascii="Arial" w:hAnsi="Arial" w:cs="Arial"/>
+          <w:sz w:val="28"/>
+          <w:szCs w:val="28"/>
+        </w:rPr>
+        <w:t>Para deixar os menus com identificação melhor, foram adicionados ícones antes de cada botão, como por exemplo um casinha ao lado do início, um calendário do lado do agendamento, etc...</w:t>
       </w:r>
     </w:p>
     <w:sectPr>

--- a/Documentação Site.docx
+++ b/Documentação Site.docx
@@ -61,7 +61,43 @@
           <w:sz w:val="28"/>
           <w:szCs w:val="28"/>
         </w:rPr>
-        <w:t xml:space="preserve"> e CSS, com características básicas como Cabeçario, Rodapé e Relação entre abas através de elementos básicos do HTML como “class” e ‘href”.</w:t>
+        <w:t xml:space="preserve"> e CSS, com características básicas como Cabeçario, Rodapé e Relação entre abas através de elementos básicos do HTML como “</w:t>
+      </w:r>
+      <w:proofErr w:type="spellStart"/>
+      <w:r>
+        <w:rPr>
+          <w:rFonts w:ascii="Arial" w:hAnsi="Arial" w:cs="Arial"/>
+          <w:sz w:val="28"/>
+          <w:szCs w:val="28"/>
+        </w:rPr>
+        <w:t>class</w:t>
+      </w:r>
+      <w:proofErr w:type="spellEnd"/>
+      <w:r>
+        <w:rPr>
+          <w:rFonts w:ascii="Arial" w:hAnsi="Arial" w:cs="Arial"/>
+          <w:sz w:val="28"/>
+          <w:szCs w:val="28"/>
+        </w:rPr>
+        <w:t>” e ‘</w:t>
+      </w:r>
+      <w:proofErr w:type="spellStart"/>
+      <w:r>
+        <w:rPr>
+          <w:rFonts w:ascii="Arial" w:hAnsi="Arial" w:cs="Arial"/>
+          <w:sz w:val="28"/>
+          <w:szCs w:val="28"/>
+        </w:rPr>
+        <w:t>href</w:t>
+      </w:r>
+      <w:proofErr w:type="spellEnd"/>
+      <w:r>
+        <w:rPr>
+          <w:rFonts w:ascii="Arial" w:hAnsi="Arial" w:cs="Arial"/>
+          <w:sz w:val="28"/>
+          <w:szCs w:val="28"/>
+        </w:rPr>
+        <w:t>”.</w:t>
       </w:r>
     </w:p>
     <w:p>
@@ -113,7 +149,25 @@
           <w:sz w:val="28"/>
           <w:szCs w:val="28"/>
         </w:rPr>
-        <w:t>Separamos esses textos com o elemento “section” do HTML</w:t>
+        <w:t>Separamos esses textos com o elemento “</w:t>
+      </w:r>
+      <w:proofErr w:type="spellStart"/>
+      <w:r>
+        <w:rPr>
+          <w:rFonts w:ascii="Arial" w:hAnsi="Arial" w:cs="Arial"/>
+          <w:sz w:val="28"/>
+          <w:szCs w:val="28"/>
+        </w:rPr>
+        <w:t>section</w:t>
+      </w:r>
+      <w:proofErr w:type="spellEnd"/>
+      <w:r>
+        <w:rPr>
+          <w:rFonts w:ascii="Arial" w:hAnsi="Arial" w:cs="Arial"/>
+          <w:sz w:val="28"/>
+          <w:szCs w:val="28"/>
+        </w:rPr>
+        <w:t>” do HTML</w:t>
       </w:r>
       <w:r>
         <w:rPr>
@@ -282,7 +336,25 @@
           <w:szCs w:val="28"/>
         </w:rPr>
         <w:lastRenderedPageBreak/>
-        <w:t>Começando a parte de layout, foi adicionado um carrossel de imagem na aba da página inicial, onde imagens ficam rodando de forma cronometrada, isso foi possível usando os estilos CSS e a formatação física via JavaScript.</w:t>
+        <w:t xml:space="preserve">Começando a parte de layout, foi adicionado um carrossel de imagem na aba da página inicial, onde imagens ficam rodando de forma cronometrada, isso foi possível usando os estilos CSS e a formatação física via </w:t>
+      </w:r>
+      <w:proofErr w:type="spellStart"/>
+      <w:r>
+        <w:rPr>
+          <w:rFonts w:ascii="Arial" w:hAnsi="Arial" w:cs="Arial"/>
+          <w:sz w:val="28"/>
+          <w:szCs w:val="28"/>
+        </w:rPr>
+        <w:t>JavaScript</w:t>
+      </w:r>
+      <w:proofErr w:type="spellEnd"/>
+      <w:r>
+        <w:rPr>
+          <w:rFonts w:ascii="Arial" w:hAnsi="Arial" w:cs="Arial"/>
+          <w:sz w:val="28"/>
+          <w:szCs w:val="28"/>
+        </w:rPr>
+        <w:t>.</w:t>
       </w:r>
     </w:p>
     <w:p>
@@ -334,7 +406,25 @@
           <w:sz w:val="28"/>
           <w:szCs w:val="28"/>
         </w:rPr>
-        <w:t>Começando a parte de cadastro e entrada de usuário, utilizamos o tem “form” em HTML5 para começar a criar formulários que simulariam a forma que iremos cadastrar e reservas os agendamentos.</w:t>
+        <w:t>Começando a parte de cadastro e entrada de usuário, utilizamos o tem “</w:t>
+      </w:r>
+      <w:proofErr w:type="spellStart"/>
+      <w:r>
+        <w:rPr>
+          <w:rFonts w:ascii="Arial" w:hAnsi="Arial" w:cs="Arial"/>
+          <w:sz w:val="28"/>
+          <w:szCs w:val="28"/>
+        </w:rPr>
+        <w:t>form</w:t>
+      </w:r>
+      <w:proofErr w:type="spellEnd"/>
+      <w:r>
+        <w:rPr>
+          <w:rFonts w:ascii="Arial" w:hAnsi="Arial" w:cs="Arial"/>
+          <w:sz w:val="28"/>
+          <w:szCs w:val="28"/>
+        </w:rPr>
+        <w:t>” em HTML5 para começar a criar formulários que simulariam a forma que iremos cadastrar e reservas os agendamentos.</w:t>
       </w:r>
     </w:p>
     <w:p>
@@ -361,6 +451,58 @@
           <w:szCs w:val="28"/>
         </w:rPr>
         <w:t>Para deixar os menus com identificação melhor, foram adicionados ícones antes de cada botão, como por exemplo um casinha ao lado do início, um calendário do lado do agendamento, etc...</w:t>
+      </w:r>
+    </w:p>
+    <w:p>
+      <w:pPr>
+        <w:rPr>
+          <w:rFonts w:ascii="Arial" w:hAnsi="Arial" w:cs="Arial"/>
+          <w:sz w:val="28"/>
+          <w:szCs w:val="28"/>
+        </w:rPr>
+      </w:pPr>
+    </w:p>
+    <w:p>
+      <w:pPr>
+        <w:rPr>
+          <w:rFonts w:ascii="Arial" w:hAnsi="Arial" w:cs="Arial"/>
+          <w:sz w:val="28"/>
+          <w:szCs w:val="28"/>
+        </w:rPr>
+      </w:pPr>
+      <w:r>
+        <w:rPr>
+          <w:rFonts w:ascii="Arial" w:hAnsi="Arial" w:cs="Arial"/>
+          <w:sz w:val="28"/>
+          <w:szCs w:val="28"/>
+        </w:rPr>
+        <w:t>Para melhorar a navegação do usuário, foi implementado um destaque visual na aba correspondente à página atual. Essa funcionalidade foi realizada por meio de uma classe CSS aplicada ao item ativo do menu de navegação.</w:t>
+      </w:r>
+    </w:p>
+    <w:p>
+      <w:pPr>
+        <w:rPr>
+          <w:rFonts w:ascii="Arial" w:hAnsi="Arial" w:cs="Arial"/>
+          <w:sz w:val="28"/>
+          <w:szCs w:val="28"/>
+        </w:rPr>
+      </w:pPr>
+    </w:p>
+    <w:p>
+      <w:pPr>
+        <w:rPr>
+          <w:rFonts w:ascii="Arial" w:hAnsi="Arial" w:cs="Arial"/>
+          <w:sz w:val="28"/>
+          <w:szCs w:val="28"/>
+        </w:rPr>
+      </w:pPr>
+      <w:r>
+        <w:rPr>
+          <w:rFonts w:ascii="Arial" w:hAnsi="Arial" w:cs="Arial"/>
+          <w:sz w:val="28"/>
+          <w:szCs w:val="28"/>
+        </w:rPr>
+        <w:t>A página de contato foi desenvolvida para permitir que os usuários encontrem facilmente as redes sociais e meios de comunicação do estabelecimento. Foram utilizados ícones representativos das plataformas digitais, permitindo que o usuário seja redirecionado para os links oficiais ao clicar sobre cada ícone.</w:t>
       </w:r>
     </w:p>
     <w:sectPr>
@@ -976,7 +1118,6 @@
   <w:style w:type="character" w:default="1" w:styleId="Fontepargpadro">
     <w:name w:val="Default Paragraph Font"/>
     <w:uiPriority w:val="1"/>
-    <w:semiHidden/>
     <w:unhideWhenUsed/>
   </w:style>
   <w:style w:type="table" w:default="1" w:styleId="Tabelanormal">
